--- a/docs/рецензия.docx
+++ b/docs/рецензия.docx
@@ -134,7 +134,7 @@
           <w:b w:val="0"/>
           <w:sz w:val="28"/>
         </w:rPr>
-        <w:t>Рецензируемая работа посвящена разработке веб-приложения для анализа и интерактивной визуализации научных публикаций по их метаданным из открытого каталога OpenAlex. Тема актуальна: при более чем 250 миллионах работ в открытом доступе традиционный поиск по ключевым словам не позволяет исследователю получить представление о географии научных коллабораций, тематических трендах и структуре авторских связей. Автор ставит перед собой практическую цель — устранить этот пробел средствами визуализации метаданных, не прибегая к анализу полных текстов статей.</w:t>
+        <w:t>Работа посвящена разработке веб-приложения для анализа и визуализации научных публикаций по метаданным из открытого каталога OpenAlex. Тема выбрана не для галочки: при более чем 250 миллионах работ в открытом доступе обычный поиск по ключевым словам не даёт ответа на вопросы, которые реально интересуют исследователя, — кто с кем сотрудничает, откуда приходят публикации по теме, как менялась тематика за последние годы. Автор предлагает решить это через визуализацию метаданных — без доступа к полным текстам статей.</w:t>
       </w:r>
     </w:p>
     <w:p>
@@ -149,7 +149,7 @@
           <w:b w:val="0"/>
           <w:sz w:val="28"/>
         </w:rPr>
-        <w:t>Работа имеет чёткую практическую направленность: каждая глава соответствует отдельному техническому этапу разработки. В первой главе представлен обзор девяти существующих инструментов — VOSviewer, CiteSpace, Connected Papers, Bibliometrix, Gephi, Lens.org, ResearchRabbit, Inciteful, Litmaps — с развёрнутой сравнительной таблицей. Обзор сделан самостоятельно и служит обоснованием того, почему ни одно из готовых решений не закрывает заявленный набор требований: карта с точными координатами организаций, граф связей с несколькими режимами отображения и алгоритм поиска похожих статей, не опирающийся исключительно на цитирования.</w:t>
+        <w:t>Перед разработкой был проведён самостоятельный анализ девяти существующих инструментов: VOSviewer, CiteSpace, Connected Papers, Bibliometrix, Gephi, Lens.org, ResearchRabbit, Inciteful, Litmaps. Сравнительная таблица составлена вручную и служит реальным обоснованием того, зачем делать свою систему: ни один из рассмотренных инструментов не совмещает географическую карту с точными координатами организаций, граф связей с несколькими режимами и поиск похожих статей, не завязанный только на цитирования.</w:t>
       </w:r>
     </w:p>
     <w:p>
@@ -164,7 +164,7 @@
           <w:b w:val="0"/>
           <w:sz w:val="28"/>
         </w:rPr>
-        <w:t>Практическая часть выполнена в полном объёме. Скрипт загрузки данных через cursor pagination собрал 9 994 публикации из OpenAlex API; для хранения спроектирована реляционная база PostgreSQL из семи таблиц с ограничениями целостности и каскадными удалениями. Обращает на себя внимание техническое решение при массовой вставке: использование savepoint-ов позволило корректно обработать конфликты уникальных ключей (ситуации, когда несколько объектов OpenAlex ссылаются на один DOI), не прерывая транзакцию целиком. Геокодирование аффилиаций реализовано двухэтапно: пакетные запросы к OpenAlex Institutions API дали покрытие 78%, а резервный геокодер Photon на основе OpenStreetMap поднял итоговый показатель до 80,8% — выше заявленного порога в 75%.</w:t>
+        <w:t>Практическая часть выполнена аккуратно. Скрипт загрузки через cursor pagination собрал 9 994 публикации; PostgreSQL-база из семи таблиц спроектирована с ограничениями целостности и CASCADE-удалениями. При массовой вставке применялись savepoint-ы — это позволило корректно пройти ситуации, когда несколько объектов OpenAlex ссылаются на один DOI, не теряя остальные записи. Геокодирование сделано в два приёма: пакетные запросы к OpenAlex Institutions API дали 78%, затем резервный геокодер Photon поднял покрытие до 80,8% — выше заявленного порога 75%. Деталь про порядок координат в GeoJSON [longitude, latitude] вместо привычного [latitude, longitude] упомянута отдельно — это именно та вещь, на которой обычно теряют время.</w:t>
       </w:r>
     </w:p>
     <w:p>
@@ -179,7 +179,7 @@
           <w:b w:val="0"/>
           <w:sz w:val="28"/>
         </w:rPr>
-        <w:t>Технически грамотным выглядит решение по отрисовке графа связей: вместо стандартного force-directed layout автор реализовала собственную колоночную раскладку в SVG без внешних библиотек. Обоснование этого выбора убедительно — при числе узлов свыше 70 физическая симуляция даёт нечитаемую картину, тогда как детерминированная колонка сохраняет читаемость при любом размере набора. Алгоритм поиска похожих статей учитывает пять независимых признаков с обоснованными весами; нормализация строк перед сравнением — разумная деталь, без которой часть совпадений терялась бы из-за разного регистра.</w:t>
+        <w:t>Для графа выбрана собственная SVG-раскладка по колонкам вместо стандартного force-directed layout. Выбор объяснён: при 70+ узлах физическая симуляция даёт нечитаемую картину, колоночная структура предсказуема при любом числе узлов. Реализовано пять режимов отображения, что позволяет смотреть на один набор данных с разных сторон. Алгоритм поиска похожих статей работает по пяти признакам с разными весами; строки перед сравнением нормализуются — без этого «MIT» и «mit» считались бы разными организациями.</w:t>
       </w:r>
     </w:p>
     <w:p>
@@ -194,7 +194,7 @@
           <w:b w:val="0"/>
           <w:sz w:val="28"/>
         </w:rPr>
-        <w:t>К недостаткам работы следует отнести ограниченное теоретическое обоснование весовых коэффициентов алгоритма сходства: автор указывает, что веса «подобраны эмпирически на реальных данных», однако методика этого подбора и критерии оценки качества результатов в тексте не раскрыты. Отсутствие формальной валидации алгоритма — например, сравнения с экспертными оценками или проверки на контрольной выборке — снижает обоснованность выбранных значений. Кроме того, ограничение графа 70 публикациями, хотя и объяснено соображениями читаемости, не подкреплено анализом альтернативных подходов к масштабированию (кластеризация, иерархическое отображение). Раздел с техническими требованиями мог бы быть дополнен сведениями о тестировании системы на граничных случаях.</w:t>
+        <w:t>Есть и замечания. Главное из них касается алгоритма сходства: веса признаков названы «подобранными эмпирически», но как именно проводился этот подбор и по какому критерию оценивалось качество результата — в работе не объяснено. Было бы достаточно даже небольшой проверки: показать несколько примеров, где алгоритм выдаёт ожидаемые результаты, и несколько, где ошибается. Ограничение графа в 70 публикаций объяснено читаемостью, но возможные пути обхода этого ограничения в будущем — кластеризация, постраничный обход — в тексте не рассматриваются.</w:t>
       </w:r>
     </w:p>
     <w:p>
@@ -209,7 +209,7 @@
           <w:b w:val="0"/>
           <w:sz w:val="28"/>
         </w:rPr>
-        <w:t>Несмотря на недостаточную формализацию методики подбора весовых коэффициентов алгоритма поиска похожих статей, работа в целом производит положительное впечатление: поставленные задачи решены в полном объёме, все количественные критерии качества достигнуты или превышены, а принятые технические решения обоснованы и соответствуют уровню бакалаврской подготовки по направлению «Бизнес-информатика».</w:t>
+        <w:t>Несмотря на то что методика подбора весовых коэффициентов в тексте должным образом не обоснована, работа в целом выполнена на хорошем техническом уровне: все поставленные задачи решены, количественные критерии качества достигнуты или превышены, а принятые решения — по выбору СУБД, источника данных, способа отрисовки графа — аргументированы и не формальны.</w:t>
       </w:r>
     </w:p>
     <w:p/>
@@ -225,7 +225,7 @@
           <w:b w:val="0"/>
           <w:sz w:val="28"/>
         </w:rPr>
-        <w:t>Выпускная квалификационная работа Сурновой Варвары Сергеевны на тему «Визуализация науки на основе метаданных публикаций и журналов» соответствует требованиям, предъявляемым к выпускным квалификационным работам по направлению 38.03.05 «Бизнес-информатика», и заслуживает оценки «отлично».</w:t>
+        <w:t>Выпускная квалификационная работа Сурновой Варвары Сергеевны соответствует требованиям, предъявляемым к ВКР по направлению 38.03.05 «Бизнес-информатика», и заслуживает оценки «отлично».</w:t>
       </w:r>
     </w:p>
     <w:p/>
